--- a/Наладчик контрольно-измерительных приборов и автоматики/профессиональной переподготовки 14919 Наладчик контрольно-измерительных приборов и автоматики/Лекции ОП.03. Электроматериаловедение.docx
+++ b/Наладчик контрольно-измерительных приборов и автоматики/профессиональной переподготовки 14919 Наладчик контрольно-измерительных приборов и автоматики/Лекции ОП.03. Электроматериаловедение.docx
@@ -252,6 +252,989 @@
           <w:sz w:val="28"/>
         </w:rPr>
         <w:t>Наладчик КИПиА должен учитывать свойства магнитных материалов при наладке измерительных трансформаторов, настройке магнитных усилителей и проверке электроизмерительных приборов. Остаточная намагниченность магнитопровода трансформатора тока может исказить результаты поверки, поэтому перед поверкой необходимо провести размагничивание.</w:t>
+      </w:r>
+    </w:p>
+    <w:p>
+      <w:r>
+        <w:rPr>
+          <w:b/>
+          <w:sz w:val="22"/>
+        </w:rPr>
+        <w:t>Таблица 1. Характеристики проводниковых материалов</w:t>
+      </w:r>
+    </w:p>
+    <w:tbl>
+      <w:tblPr>
+        <w:tblStyle w:val="TableGrid"/>
+        <w:tblW w:type="auto" w:w="0"/>
+        <w:jc w:val="center"/>
+        <w:tblLook w:firstColumn="1" w:firstRow="1" w:lastColumn="0" w:lastRow="0" w:noHBand="0" w:noVBand="1" w:val="04A0"/>
+      </w:tblPr>
+      <w:tblGrid>
+        <w:gridCol w:w="2339"/>
+        <w:gridCol w:w="2339"/>
+        <w:gridCol w:w="2339"/>
+        <w:gridCol w:w="2339"/>
+      </w:tblGrid>
+      <w:tr>
+        <w:tc>
+          <w:tcPr>
+            <w:tcW w:type="dxa" w:w="2339"/>
+            <w:shd w:fill="1a5276" w:val="clear"/>
+          </w:tcPr>
+          <w:p>
+            <w:pPr>
+              <w:jc w:val="center"/>
+            </w:pPr>
+            <w:r/>
+            <w:r>
+              <w:rPr>
+                <w:b/>
+                <w:color w:val="FFFFFF"/>
+                <w:sz w:val="18"/>
+              </w:rPr>
+              <w:t>Материал</w:t>
+            </w:r>
+          </w:p>
+        </w:tc>
+        <w:tc>
+          <w:tcPr>
+            <w:tcW w:type="dxa" w:w="2339"/>
+            <w:shd w:fill="1a5276" w:val="clear"/>
+          </w:tcPr>
+          <w:p>
+            <w:pPr>
+              <w:jc w:val="center"/>
+            </w:pPr>
+            <w:r/>
+            <w:r>
+              <w:rPr>
+                <w:b/>
+                <w:color w:val="FFFFFF"/>
+                <w:sz w:val="18"/>
+              </w:rPr>
+              <w:t>Удельное сопротивление, Ом·мм²/м</w:t>
+            </w:r>
+          </w:p>
+        </w:tc>
+        <w:tc>
+          <w:tcPr>
+            <w:tcW w:type="dxa" w:w="2339"/>
+            <w:shd w:fill="1a5276" w:val="clear"/>
+          </w:tcPr>
+          <w:p>
+            <w:pPr>
+              <w:jc w:val="center"/>
+            </w:pPr>
+            <w:r/>
+            <w:r>
+              <w:rPr>
+                <w:b/>
+                <w:color w:val="FFFFFF"/>
+                <w:sz w:val="18"/>
+              </w:rPr>
+              <w:t>Темп. коэффициент, 1/°C</w:t>
+            </w:r>
+          </w:p>
+        </w:tc>
+        <w:tc>
+          <w:tcPr>
+            <w:tcW w:type="dxa" w:w="2339"/>
+            <w:shd w:fill="1a5276" w:val="clear"/>
+          </w:tcPr>
+          <w:p>
+            <w:pPr>
+              <w:jc w:val="center"/>
+            </w:pPr>
+            <w:r/>
+            <w:r>
+              <w:rPr>
+                <w:b/>
+                <w:color w:val="FFFFFF"/>
+                <w:sz w:val="18"/>
+              </w:rPr>
+              <w:t>Область применения</w:t>
+            </w:r>
+          </w:p>
+        </w:tc>
+      </w:tr>
+      <w:tr>
+        <w:tc>
+          <w:tcPr>
+            <w:tcW w:type="dxa" w:w="2339"/>
+          </w:tcPr>
+          <w:p>
+            <w:r/>
+            <w:r>
+              <w:rPr>
+                <w:sz w:val="18"/>
+              </w:rPr>
+              <w:t>Медь (М1)</w:t>
+            </w:r>
+          </w:p>
+        </w:tc>
+        <w:tc>
+          <w:tcPr>
+            <w:tcW w:type="dxa" w:w="2339"/>
+          </w:tcPr>
+          <w:p>
+            <w:r/>
+            <w:r>
+              <w:rPr>
+                <w:sz w:val="18"/>
+              </w:rPr>
+              <w:t>0,0175</w:t>
+            </w:r>
+          </w:p>
+        </w:tc>
+        <w:tc>
+          <w:tcPr>
+            <w:tcW w:type="dxa" w:w="2339"/>
+          </w:tcPr>
+          <w:p>
+            <w:r/>
+            <w:r>
+              <w:rPr>
+                <w:sz w:val="18"/>
+              </w:rPr>
+              <w:t>0,004</w:t>
+            </w:r>
+          </w:p>
+        </w:tc>
+        <w:tc>
+          <w:tcPr>
+            <w:tcW w:type="dxa" w:w="2339"/>
+          </w:tcPr>
+          <w:p>
+            <w:r/>
+            <w:r>
+              <w:rPr>
+                <w:sz w:val="18"/>
+              </w:rPr>
+              <w:t>Кабели, обмотки, шины</w:t>
+            </w:r>
+          </w:p>
+        </w:tc>
+      </w:tr>
+      <w:tr>
+        <w:tc>
+          <w:tcPr>
+            <w:tcW w:type="dxa" w:w="2339"/>
+            <w:shd w:fill="d4e6f1" w:val="clear"/>
+          </w:tcPr>
+          <w:p>
+            <w:r/>
+            <w:r>
+              <w:rPr>
+                <w:sz w:val="18"/>
+              </w:rPr>
+              <w:t>Алюминий (А)</w:t>
+            </w:r>
+          </w:p>
+        </w:tc>
+        <w:tc>
+          <w:tcPr>
+            <w:tcW w:type="dxa" w:w="2339"/>
+            <w:shd w:fill="d4e6f1" w:val="clear"/>
+          </w:tcPr>
+          <w:p>
+            <w:r/>
+            <w:r>
+              <w:rPr>
+                <w:sz w:val="18"/>
+              </w:rPr>
+              <w:t>0,029</w:t>
+            </w:r>
+          </w:p>
+        </w:tc>
+        <w:tc>
+          <w:tcPr>
+            <w:tcW w:type="dxa" w:w="2339"/>
+            <w:shd w:fill="d4e6f1" w:val="clear"/>
+          </w:tcPr>
+          <w:p>
+            <w:r/>
+            <w:r>
+              <w:rPr>
+                <w:sz w:val="18"/>
+              </w:rPr>
+              <w:t>0,004</w:t>
+            </w:r>
+          </w:p>
+        </w:tc>
+        <w:tc>
+          <w:tcPr>
+            <w:tcW w:type="dxa" w:w="2339"/>
+            <w:shd w:fill="d4e6f1" w:val="clear"/>
+          </w:tcPr>
+          <w:p>
+            <w:r/>
+            <w:r>
+              <w:rPr>
+                <w:sz w:val="18"/>
+              </w:rPr>
+              <w:t>Линии электропередач</w:t>
+            </w:r>
+          </w:p>
+        </w:tc>
+      </w:tr>
+      <w:tr>
+        <w:tc>
+          <w:tcPr>
+            <w:tcW w:type="dxa" w:w="2339"/>
+          </w:tcPr>
+          <w:p>
+            <w:r/>
+            <w:r>
+              <w:rPr>
+                <w:sz w:val="18"/>
+              </w:rPr>
+              <w:t>Сталь</w:t>
+            </w:r>
+          </w:p>
+        </w:tc>
+        <w:tc>
+          <w:tcPr>
+            <w:tcW w:type="dxa" w:w="2339"/>
+          </w:tcPr>
+          <w:p>
+            <w:r/>
+            <w:r>
+              <w:rPr>
+                <w:sz w:val="18"/>
+              </w:rPr>
+              <w:t>0,13</w:t>
+            </w:r>
+          </w:p>
+        </w:tc>
+        <w:tc>
+          <w:tcPr>
+            <w:tcW w:type="dxa" w:w="2339"/>
+          </w:tcPr>
+          <w:p>
+            <w:r/>
+            <w:r>
+              <w:rPr>
+                <w:sz w:val="18"/>
+              </w:rPr>
+              <w:t>0,006</w:t>
+            </w:r>
+          </w:p>
+        </w:tc>
+        <w:tc>
+          <w:tcPr>
+            <w:tcW w:type="dxa" w:w="2339"/>
+          </w:tcPr>
+          <w:p>
+            <w:r/>
+            <w:r>
+              <w:rPr>
+                <w:sz w:val="18"/>
+              </w:rPr>
+              <w:t>Конструкции, тросы</w:t>
+            </w:r>
+          </w:p>
+        </w:tc>
+      </w:tr>
+      <w:tr>
+        <w:tc>
+          <w:tcPr>
+            <w:tcW w:type="dxa" w:w="2339"/>
+            <w:shd w:fill="d4e6f1" w:val="clear"/>
+          </w:tcPr>
+          <w:p>
+            <w:r/>
+            <w:r>
+              <w:rPr>
+                <w:sz w:val="18"/>
+              </w:rPr>
+              <w:t>Нихром (Х20Н80)</w:t>
+            </w:r>
+          </w:p>
+        </w:tc>
+        <w:tc>
+          <w:tcPr>
+            <w:tcW w:type="dxa" w:w="2339"/>
+            <w:shd w:fill="d4e6f1" w:val="clear"/>
+          </w:tcPr>
+          <w:p>
+            <w:r/>
+            <w:r>
+              <w:rPr>
+                <w:sz w:val="18"/>
+              </w:rPr>
+              <w:t>1,1</w:t>
+            </w:r>
+          </w:p>
+        </w:tc>
+        <w:tc>
+          <w:tcPr>
+            <w:tcW w:type="dxa" w:w="2339"/>
+            <w:shd w:fill="d4e6f1" w:val="clear"/>
+          </w:tcPr>
+          <w:p>
+            <w:r/>
+            <w:r>
+              <w:rPr>
+                <w:sz w:val="18"/>
+              </w:rPr>
+              <w:t>0,0001</w:t>
+            </w:r>
+          </w:p>
+        </w:tc>
+        <w:tc>
+          <w:tcPr>
+            <w:tcW w:type="dxa" w:w="2339"/>
+            <w:shd w:fill="d4e6f1" w:val="clear"/>
+          </w:tcPr>
+          <w:p>
+            <w:r/>
+            <w:r>
+              <w:rPr>
+                <w:sz w:val="18"/>
+              </w:rPr>
+              <w:t>Нагревательные элементы</w:t>
+            </w:r>
+          </w:p>
+        </w:tc>
+      </w:tr>
+      <w:tr>
+        <w:tc>
+          <w:tcPr>
+            <w:tcW w:type="dxa" w:w="2339"/>
+          </w:tcPr>
+          <w:p>
+            <w:r/>
+            <w:r>
+              <w:rPr>
+                <w:sz w:val="18"/>
+              </w:rPr>
+              <w:t>Фехраль (Х13Ю4)</w:t>
+            </w:r>
+          </w:p>
+        </w:tc>
+        <w:tc>
+          <w:tcPr>
+            <w:tcW w:type="dxa" w:w="2339"/>
+          </w:tcPr>
+          <w:p>
+            <w:r/>
+            <w:r>
+              <w:rPr>
+                <w:sz w:val="18"/>
+              </w:rPr>
+              <w:t>1,3</w:t>
+            </w:r>
+          </w:p>
+        </w:tc>
+        <w:tc>
+          <w:tcPr>
+            <w:tcW w:type="dxa" w:w="2339"/>
+          </w:tcPr>
+          <w:p>
+            <w:r/>
+            <w:r>
+              <w:rPr>
+                <w:sz w:val="18"/>
+              </w:rPr>
+              <w:t>0,0001</w:t>
+            </w:r>
+          </w:p>
+        </w:tc>
+        <w:tc>
+          <w:tcPr>
+            <w:tcW w:type="dxa" w:w="2339"/>
+          </w:tcPr>
+          <w:p>
+            <w:r/>
+            <w:r>
+              <w:rPr>
+                <w:sz w:val="18"/>
+              </w:rPr>
+              <w:t>Нагреватели, реостаты</w:t>
+            </w:r>
+          </w:p>
+        </w:tc>
+      </w:tr>
+      <w:tr>
+        <w:tc>
+          <w:tcPr>
+            <w:tcW w:type="dxa" w:w="2339"/>
+            <w:shd w:fill="d4e6f1" w:val="clear"/>
+          </w:tcPr>
+          <w:p>
+            <w:r/>
+            <w:r>
+              <w:rPr>
+                <w:sz w:val="18"/>
+              </w:rPr>
+              <w:t>Константан</w:t>
+            </w:r>
+          </w:p>
+        </w:tc>
+        <w:tc>
+          <w:tcPr>
+            <w:tcW w:type="dxa" w:w="2339"/>
+            <w:shd w:fill="d4e6f1" w:val="clear"/>
+          </w:tcPr>
+          <w:p>
+            <w:r/>
+            <w:r>
+              <w:rPr>
+                <w:sz w:val="18"/>
+              </w:rPr>
+              <w:t>0,5</w:t>
+            </w:r>
+          </w:p>
+        </w:tc>
+        <w:tc>
+          <w:tcPr>
+            <w:tcW w:type="dxa" w:w="2339"/>
+            <w:shd w:fill="d4e6f1" w:val="clear"/>
+          </w:tcPr>
+          <w:p>
+            <w:r/>
+            <w:r>
+              <w:rPr>
+                <w:sz w:val="18"/>
+              </w:rPr>
+              <w:t>0,000005</w:t>
+            </w:r>
+          </w:p>
+        </w:tc>
+        <w:tc>
+          <w:tcPr>
+            <w:tcW w:type="dxa" w:w="2339"/>
+            <w:shd w:fill="d4e6f1" w:val="clear"/>
+          </w:tcPr>
+          <w:p>
+            <w:r/>
+            <w:r>
+              <w:rPr>
+                <w:sz w:val="18"/>
+              </w:rPr>
+              <w:t>Образцовые резисторы</w:t>
+            </w:r>
+          </w:p>
+        </w:tc>
+      </w:tr>
+    </w:tbl>
+    <w:p/>
+    <w:p>
+      <w:r>
+        <w:rPr>
+          <w:b/>
+          <w:sz w:val="22"/>
+        </w:rPr>
+        <w:t>Таблица 2. Характеристики изоляционных материалов</w:t>
+      </w:r>
+    </w:p>
+    <w:tbl>
+      <w:tblPr>
+        <w:tblStyle w:val="TableGrid"/>
+        <w:tblW w:type="auto" w:w="0"/>
+        <w:jc w:val="center"/>
+        <w:tblLook w:firstColumn="1" w:firstRow="1" w:lastColumn="0" w:lastRow="0" w:noHBand="0" w:noVBand="1" w:val="04A0"/>
+      </w:tblPr>
+      <w:tblGrid>
+        <w:gridCol w:w="2339"/>
+        <w:gridCol w:w="2339"/>
+        <w:gridCol w:w="2339"/>
+        <w:gridCol w:w="2339"/>
+      </w:tblGrid>
+      <w:tr>
+        <w:tc>
+          <w:tcPr>
+            <w:tcW w:type="dxa" w:w="2339"/>
+            <w:shd w:fill="1a5276" w:val="clear"/>
+          </w:tcPr>
+          <w:p>
+            <w:pPr>
+              <w:jc w:val="center"/>
+            </w:pPr>
+            <w:r/>
+            <w:r>
+              <w:rPr>
+                <w:b/>
+                <w:color w:val="FFFFFF"/>
+                <w:sz w:val="18"/>
+              </w:rPr>
+              <w:t>Материал</w:t>
+            </w:r>
+          </w:p>
+        </w:tc>
+        <w:tc>
+          <w:tcPr>
+            <w:tcW w:type="dxa" w:w="2339"/>
+            <w:shd w:fill="1a5276" w:val="clear"/>
+          </w:tcPr>
+          <w:p>
+            <w:pPr>
+              <w:jc w:val="center"/>
+            </w:pPr>
+            <w:r/>
+            <w:r>
+              <w:rPr>
+                <w:b/>
+                <w:color w:val="FFFFFF"/>
+                <w:sz w:val="18"/>
+              </w:rPr>
+              <w:t>Удельное сопротивление, Ом·м</w:t>
+            </w:r>
+          </w:p>
+        </w:tc>
+        <w:tc>
+          <w:tcPr>
+            <w:tcW w:type="dxa" w:w="2339"/>
+            <w:shd w:fill="1a5276" w:val="clear"/>
+          </w:tcPr>
+          <w:p>
+            <w:pPr>
+              <w:jc w:val="center"/>
+            </w:pPr>
+            <w:r/>
+            <w:r>
+              <w:rPr>
+                <w:b/>
+                <w:color w:val="FFFFFF"/>
+                <w:sz w:val="18"/>
+              </w:rPr>
+              <w:t>Пробивное напряжение, кВ/мм</w:t>
+            </w:r>
+          </w:p>
+        </w:tc>
+        <w:tc>
+          <w:tcPr>
+            <w:tcW w:type="dxa" w:w="2339"/>
+            <w:shd w:fill="1a5276" w:val="clear"/>
+          </w:tcPr>
+          <w:p>
+            <w:pPr>
+              <w:jc w:val="center"/>
+            </w:pPr>
+            <w:r/>
+            <w:r>
+              <w:rPr>
+                <w:b/>
+                <w:color w:val="FFFFFF"/>
+                <w:sz w:val="18"/>
+              </w:rPr>
+              <w:t>Класс нагревостойкости</w:t>
+            </w:r>
+          </w:p>
+        </w:tc>
+      </w:tr>
+      <w:tr>
+        <w:tc>
+          <w:tcPr>
+            <w:tcW w:type="dxa" w:w="2339"/>
+          </w:tcPr>
+          <w:p>
+            <w:r/>
+            <w:r>
+              <w:rPr>
+                <w:sz w:val="18"/>
+              </w:rPr>
+              <w:t>Текстолит</w:t>
+            </w:r>
+          </w:p>
+        </w:tc>
+        <w:tc>
+          <w:tcPr>
+            <w:tcW w:type="dxa" w:w="2339"/>
+          </w:tcPr>
+          <w:p>
+            <w:r/>
+            <w:r>
+              <w:rPr>
+                <w:sz w:val="18"/>
+              </w:rPr>
+              <w:t>10⁸</w:t>
+            </w:r>
+          </w:p>
+        </w:tc>
+        <w:tc>
+          <w:tcPr>
+            <w:tcW w:type="dxa" w:w="2339"/>
+          </w:tcPr>
+          <w:p>
+            <w:r/>
+            <w:r>
+              <w:rPr>
+                <w:sz w:val="18"/>
+              </w:rPr>
+              <w:t>10-15</w:t>
+            </w:r>
+          </w:p>
+        </w:tc>
+        <w:tc>
+          <w:tcPr>
+            <w:tcW w:type="dxa" w:w="2339"/>
+          </w:tcPr>
+          <w:p>
+            <w:r/>
+            <w:r>
+              <w:rPr>
+                <w:sz w:val="18"/>
+              </w:rPr>
+              <w:t>B (130 °C)</w:t>
+            </w:r>
+          </w:p>
+        </w:tc>
+      </w:tr>
+      <w:tr>
+        <w:tc>
+          <w:tcPr>
+            <w:tcW w:type="dxa" w:w="2339"/>
+            <w:shd w:fill="d4e6f1" w:val="clear"/>
+          </w:tcPr>
+          <w:p>
+            <w:r/>
+            <w:r>
+              <w:rPr>
+                <w:sz w:val="18"/>
+              </w:rPr>
+              <w:t>Гетинакс</w:t>
+            </w:r>
+          </w:p>
+        </w:tc>
+        <w:tc>
+          <w:tcPr>
+            <w:tcW w:type="dxa" w:w="2339"/>
+            <w:shd w:fill="d4e6f1" w:val="clear"/>
+          </w:tcPr>
+          <w:p>
+            <w:r/>
+            <w:r>
+              <w:rPr>
+                <w:sz w:val="18"/>
+              </w:rPr>
+              <w:t>10⁹</w:t>
+            </w:r>
+          </w:p>
+        </w:tc>
+        <w:tc>
+          <w:tcPr>
+            <w:tcW w:type="dxa" w:w="2339"/>
+            <w:shd w:fill="d4e6f1" w:val="clear"/>
+          </w:tcPr>
+          <w:p>
+            <w:r/>
+            <w:r>
+              <w:rPr>
+                <w:sz w:val="18"/>
+              </w:rPr>
+              <w:t>15-20</w:t>
+            </w:r>
+          </w:p>
+        </w:tc>
+        <w:tc>
+          <w:tcPr>
+            <w:tcW w:type="dxa" w:w="2339"/>
+            <w:shd w:fill="d4e6f1" w:val="clear"/>
+          </w:tcPr>
+          <w:p>
+            <w:r/>
+            <w:r>
+              <w:rPr>
+                <w:sz w:val="18"/>
+              </w:rPr>
+              <w:t>B (130 °C)</w:t>
+            </w:r>
+          </w:p>
+        </w:tc>
+      </w:tr>
+      <w:tr>
+        <w:tc>
+          <w:tcPr>
+            <w:tcW w:type="dxa" w:w="2339"/>
+          </w:tcPr>
+          <w:p>
+            <w:r/>
+            <w:r>
+              <w:rPr>
+                <w:sz w:val="18"/>
+              </w:rPr>
+              <w:t>Стеклотекстолит</w:t>
+            </w:r>
+          </w:p>
+        </w:tc>
+        <w:tc>
+          <w:tcPr>
+            <w:tcW w:type="dxa" w:w="2339"/>
+          </w:tcPr>
+          <w:p>
+            <w:r/>
+            <w:r>
+              <w:rPr>
+                <w:sz w:val="18"/>
+              </w:rPr>
+              <w:t>10¹²</w:t>
+            </w:r>
+          </w:p>
+        </w:tc>
+        <w:tc>
+          <w:tcPr>
+            <w:tcW w:type="dxa" w:w="2339"/>
+          </w:tcPr>
+          <w:p>
+            <w:r/>
+            <w:r>
+              <w:rPr>
+                <w:sz w:val="18"/>
+              </w:rPr>
+              <w:t>20-30</w:t>
+            </w:r>
+          </w:p>
+        </w:tc>
+        <w:tc>
+          <w:tcPr>
+            <w:tcW w:type="dxa" w:w="2339"/>
+          </w:tcPr>
+          <w:p>
+            <w:r/>
+            <w:r>
+              <w:rPr>
+                <w:sz w:val="18"/>
+              </w:rPr>
+              <w:t>F (155 °C)</w:t>
+            </w:r>
+          </w:p>
+        </w:tc>
+      </w:tr>
+      <w:tr>
+        <w:tc>
+          <w:tcPr>
+            <w:tcW w:type="dxa" w:w="2339"/>
+            <w:shd w:fill="d4e6f1" w:val="clear"/>
+          </w:tcPr>
+          <w:p>
+            <w:r/>
+            <w:r>
+              <w:rPr>
+                <w:sz w:val="18"/>
+              </w:rPr>
+              <w:t>Резина</w:t>
+            </w:r>
+          </w:p>
+        </w:tc>
+        <w:tc>
+          <w:tcPr>
+            <w:tcW w:type="dxa" w:w="2339"/>
+            <w:shd w:fill="d4e6f1" w:val="clear"/>
+          </w:tcPr>
+          <w:p>
+            <w:r/>
+            <w:r>
+              <w:rPr>
+                <w:sz w:val="18"/>
+              </w:rPr>
+              <w:t>10¹²</w:t>
+            </w:r>
+          </w:p>
+        </w:tc>
+        <w:tc>
+          <w:tcPr>
+            <w:tcW w:type="dxa" w:w="2339"/>
+            <w:shd w:fill="d4e6f1" w:val="clear"/>
+          </w:tcPr>
+          <w:p>
+            <w:r/>
+            <w:r>
+              <w:rPr>
+                <w:sz w:val="18"/>
+              </w:rPr>
+              <w:t>15-25</w:t>
+            </w:r>
+          </w:p>
+        </w:tc>
+        <w:tc>
+          <w:tcPr>
+            <w:tcW w:type="dxa" w:w="2339"/>
+            <w:shd w:fill="d4e6f1" w:val="clear"/>
+          </w:tcPr>
+          <w:p>
+            <w:r/>
+            <w:r>
+              <w:rPr>
+                <w:sz w:val="18"/>
+              </w:rPr>
+              <w:t>Y (90 °C)</w:t>
+            </w:r>
+          </w:p>
+        </w:tc>
+      </w:tr>
+      <w:tr>
+        <w:tc>
+          <w:tcPr>
+            <w:tcW w:type="dxa" w:w="2339"/>
+          </w:tcPr>
+          <w:p>
+            <w:r/>
+            <w:r>
+              <w:rPr>
+                <w:sz w:val="18"/>
+              </w:rPr>
+              <w:t>Фторопласт</w:t>
+            </w:r>
+          </w:p>
+        </w:tc>
+        <w:tc>
+          <w:tcPr>
+            <w:tcW w:type="dxa" w:w="2339"/>
+          </w:tcPr>
+          <w:p>
+            <w:r/>
+            <w:r>
+              <w:rPr>
+                <w:sz w:val="18"/>
+              </w:rPr>
+              <w:t>10¹⁵</w:t>
+            </w:r>
+          </w:p>
+        </w:tc>
+        <w:tc>
+          <w:tcPr>
+            <w:tcW w:type="dxa" w:w="2339"/>
+          </w:tcPr>
+          <w:p>
+            <w:r/>
+            <w:r>
+              <w:rPr>
+                <w:sz w:val="18"/>
+              </w:rPr>
+              <w:t>25-40</w:t>
+            </w:r>
+          </w:p>
+        </w:tc>
+        <w:tc>
+          <w:tcPr>
+            <w:tcW w:type="dxa" w:w="2339"/>
+          </w:tcPr>
+          <w:p>
+            <w:r/>
+            <w:r>
+              <w:rPr>
+                <w:sz w:val="18"/>
+              </w:rPr>
+              <w:t>C (&gt;220 °C)</w:t>
+            </w:r>
+          </w:p>
+        </w:tc>
+      </w:tr>
+      <w:tr>
+        <w:tc>
+          <w:tcPr>
+            <w:tcW w:type="dxa" w:w="2339"/>
+            <w:shd w:fill="d4e6f1" w:val="clear"/>
+          </w:tcPr>
+          <w:p>
+            <w:r/>
+            <w:r>
+              <w:rPr>
+                <w:sz w:val="18"/>
+              </w:rPr>
+              <w:t>Электрокартон</w:t>
+            </w:r>
+          </w:p>
+        </w:tc>
+        <w:tc>
+          <w:tcPr>
+            <w:tcW w:type="dxa" w:w="2339"/>
+            <w:shd w:fill="d4e6f1" w:val="clear"/>
+          </w:tcPr>
+          <w:p>
+            <w:r/>
+            <w:r>
+              <w:rPr>
+                <w:sz w:val="18"/>
+              </w:rPr>
+              <w:t>10⁸</w:t>
+            </w:r>
+          </w:p>
+        </w:tc>
+        <w:tc>
+          <w:tcPr>
+            <w:tcW w:type="dxa" w:w="2339"/>
+            <w:shd w:fill="d4e6f1" w:val="clear"/>
+          </w:tcPr>
+          <w:p>
+            <w:r/>
+            <w:r>
+              <w:rPr>
+                <w:sz w:val="18"/>
+              </w:rPr>
+              <w:t>8-12</w:t>
+            </w:r>
+          </w:p>
+        </w:tc>
+        <w:tc>
+          <w:tcPr>
+            <w:tcW w:type="dxa" w:w="2339"/>
+            <w:shd w:fill="d4e6f1" w:val="clear"/>
+          </w:tcPr>
+          <w:p>
+            <w:r/>
+            <w:r>
+              <w:rPr>
+                <w:sz w:val="18"/>
+              </w:rPr>
+              <w:t>A (105 °C)</w:t>
+            </w:r>
+          </w:p>
+        </w:tc>
+      </w:tr>
+    </w:tbl>
+    <w:p/>
+    <w:p>
+      <w:pPr>
+        <w:jc w:val="center"/>
+      </w:pPr>
+      <w:r>
+        <w:rPr>
+          <w:b/>
+          <w:sz w:val="20"/>
+        </w:rPr>
+        <w:t>Рисунок 1. Электропроводность конструкционных материалов</w:t>
+      </w:r>
+    </w:p>
+    <w:p>
+      <w:pPr>
+        <w:jc w:val="center"/>
+      </w:pPr>
+      <w:r>
+        <w:drawing>
+          <wp:inline xmlns:a="http://schemas.openxmlformats.org/drawingml/2006/main" xmlns:pic="http://schemas.openxmlformats.org/drawingml/2006/picture">
+            <wp:extent cx="5029200" cy="3101537"/>
+            <wp:docPr id="1" name="Picture 1"/>
+            <wp:cNvGraphicFramePr>
+              <a:graphicFrameLocks noChangeAspect="1"/>
+            </wp:cNvGraphicFramePr>
+            <a:graphic>
+              <a:graphicData uri="http://schemas.openxmlformats.org/drawingml/2006/picture">
+                <pic:pic>
+                  <pic:nvPicPr>
+                    <pic:cNvPr id="0" name="pp_op03.png"/>
+                    <pic:cNvPicPr/>
+                  </pic:nvPicPr>
+                  <pic:blipFill>
+                    <a:blip r:embed="rId9"/>
+                    <a:stretch>
+                      <a:fillRect/>
+                    </a:stretch>
+                  </pic:blipFill>
+                  <pic:spPr>
+                    <a:xfrm>
+                      <a:off x="0" y="0"/>
+                      <a:ext cx="5029200" cy="3101537"/>
+                    </a:xfrm>
+                    <a:prstGeom prst="rect"/>
+                  </pic:spPr>
+                </pic:pic>
+              </a:graphicData>
+            </a:graphic>
+          </wp:inline>
+        </w:drawing>
       </w:r>
     </w:p>
     <w:p>
